--- a/Midterm_Review_Sheet.docx
+++ b/Midterm_Review_Sheet.docx
@@ -421,7 +421,7 @@
                 <w:sz w:val="20"/>
                 <w:szCs w:val="20"/>
               </w:rPr>
-              <w:t>3 problems using language data (word lists, a Bislama sentence, a Pidgin Hawaiian sentence)</w:t>
+              <w:t>3 problems using language data (word lists, a Bislama sentence, a timeline of Hawaiʻi Pidgin)</w:t>
             </w:r>
           </w:p>
         </w:tc>
@@ -1926,7 +1926,7 @@
                 <w:sz w:val="20"/>
                 <w:szCs w:val="20"/>
               </w:rPr>
-              <w:t>Look at a Bislama or Pidgin Hawaiian sentence from the slides. Identify which words come from the lexifier and which grammar features do not.</w:t>
+              <w:t>Given a short timeline of plantation labor in Hawaiʻi, decide which stage (Pidgin Hawaiian, Pidgin English, creole) fits each date and explain why.</w:t>
             </w:r>
           </w:p>
         </w:tc>

--- a/Midterm_Review_Sheet.docx
+++ b/Midterm_Review_Sheet.docx
@@ -23,23 +23,7 @@
         <w:jc w:val="center"/>
       </w:pPr>
       <w:r>
-        <w:t xml:space="preserve">Exam: Tuesday, October 27, in </w:t>
-      </w:r>
-      <w:proofErr w:type="gramStart"/>
-      <w:r>
-        <w:t>class  |</w:t>
-      </w:r>
-      <w:proofErr w:type="gramEnd"/>
-      <w:r>
-        <w:t xml:space="preserve">  Covers Weeks 1-</w:t>
-      </w:r>
-      <w:proofErr w:type="gramStart"/>
-      <w:r>
-        <w:t>8  |</w:t>
-      </w:r>
-      <w:proofErr w:type="gramEnd"/>
-      <w:r>
-        <w:t xml:space="preserve">  Review session: Thursday, October 22</w:t>
+        <w:t xml:space="preserve">Exam: Tuesday, October 27, in class  |  Covers Weeks 1-8  |  Review session: Thursday, October 22</w:t>
       </w:r>
     </w:p>
     <w:p>
@@ -233,23 +217,7 @@
                 <w:sz w:val="20"/>
                 <w:szCs w:val="20"/>
               </w:rPr>
-              <w:t xml:space="preserve">12 multiple </w:t>
-            </w:r>
-            <w:proofErr w:type="gramStart"/>
-            <w:r>
-              <w:rPr>
-                <w:sz w:val="20"/>
-                <w:szCs w:val="20"/>
-              </w:rPr>
-              <w:t>choice</w:t>
-            </w:r>
-            <w:proofErr w:type="gramEnd"/>
-            <w:r>
-              <w:rPr>
-                <w:sz w:val="20"/>
-                <w:szCs w:val="20"/>
-              </w:rPr>
-              <w:t>, true/false, and fill-in-the-blank</w:t>
+              <w:t xml:space="preserve">12 multiple choice, true/false, and fill-in-the-blank</w:t>
             </w:r>
           </w:p>
         </w:tc>
@@ -421,7 +389,7 @@
                 <w:sz w:val="20"/>
                 <w:szCs w:val="20"/>
               </w:rPr>
-              <w:t>3 problems using language data (word lists, a Bislama sentence, a timeline of Hawaiʻi Pidgin)</w:t>
+              <w:t>3 problems using language data (a Polynesian word list, glossed Bislama examples, and a family-tree problem with invented languages)</w:t>
             </w:r>
           </w:p>
         </w:tc>
@@ -690,9 +658,54 @@
           <w:sz w:val="25"/>
           <w:szCs w:val="25"/>
         </w:rPr>
-        <w:t>Week 3: Historical linguistics (</w:t>
-      </w:r>
-      <w:proofErr w:type="spellStart"/>
+        <w:t xml:space="preserve">Week 3: Historical linguistics (Kikusawa Ch. 3)</w:t>
+      </w:r>
+    </w:p>
+    <w:p>
+      <w:pPr>
+        <w:pStyle w:val="ListParagraph"/>
+        <w:numPr>
+          <w:ilvl w:val="0"/>
+          <w:numId w:val="2"/>
+        </w:numPr>
+        <w:spacing w:after="60"/>
+      </w:pPr>
+      <w:r>
+        <w:t>Language family, proto-language, subgrouping</w:t>
+      </w:r>
+    </w:p>
+    <w:p>
+      <w:pPr>
+        <w:pStyle w:val="ListParagraph"/>
+        <w:numPr>
+          <w:ilvl w:val="0"/>
+          <w:numId w:val="2"/>
+        </w:numPr>
+        <w:spacing w:after="60"/>
+      </w:pPr>
+      <w:r>
+        <w:t>Shared innovation vs. shared retention</w:t>
+      </w:r>
+    </w:p>
+    <w:p>
+      <w:pPr>
+        <w:pStyle w:val="ListParagraph"/>
+        <w:numPr>
+          <w:ilvl w:val="0"/>
+          <w:numId w:val="2"/>
+        </w:numPr>
+        <w:spacing w:after="60"/>
+      </w:pPr>
+      <w:r>
+        <w:t>Family tree model</w:t>
+      </w:r>
+    </w:p>
+    <w:p>
+      <w:pPr>
+        <w:pStyle w:val="Heading2"/>
+        <w:keepNext/>
+        <w:spacing w:before="200" w:after="80"/>
+      </w:pPr>
       <w:r>
         <w:rPr>
           <w:b/>
@@ -701,96 +714,7 @@
           <w:sz w:val="25"/>
           <w:szCs w:val="25"/>
         </w:rPr>
-        <w:t>Kikusawa</w:t>
-      </w:r>
-      <w:proofErr w:type="spellEnd"/>
-      <w:r>
-        <w:rPr>
-          <w:b/>
-          <w:bCs/>
-          <w:color w:val="1F4E3D"/>
-          <w:sz w:val="25"/>
-          <w:szCs w:val="25"/>
-        </w:rPr>
-        <w:t xml:space="preserve"> Ch. 3)</w:t>
-      </w:r>
-    </w:p>
-    <w:p>
-      <w:pPr>
-        <w:pStyle w:val="ListParagraph"/>
-        <w:numPr>
-          <w:ilvl w:val="0"/>
-          <w:numId w:val="2"/>
-        </w:numPr>
-        <w:spacing w:after="60"/>
-      </w:pPr>
-      <w:r>
-        <w:t>Language family, proto-language, subgrouping</w:t>
-      </w:r>
-    </w:p>
-    <w:p>
-      <w:pPr>
-        <w:pStyle w:val="ListParagraph"/>
-        <w:numPr>
-          <w:ilvl w:val="0"/>
-          <w:numId w:val="2"/>
-        </w:numPr>
-        <w:spacing w:after="60"/>
-      </w:pPr>
-      <w:r>
-        <w:t>Shared innovation vs. shared retention</w:t>
-      </w:r>
-    </w:p>
-    <w:p>
-      <w:pPr>
-        <w:pStyle w:val="ListParagraph"/>
-        <w:numPr>
-          <w:ilvl w:val="0"/>
-          <w:numId w:val="2"/>
-        </w:numPr>
-        <w:spacing w:after="60"/>
-      </w:pPr>
-      <w:r>
-        <w:t>Family tree model</w:t>
-      </w:r>
-    </w:p>
-    <w:p>
-      <w:pPr>
-        <w:pStyle w:val="Heading2"/>
-        <w:keepNext/>
-        <w:spacing w:before="200" w:after="80"/>
-      </w:pPr>
-      <w:r>
-        <w:rPr>
-          <w:b/>
-          <w:bCs/>
-          <w:color w:val="1F4E3D"/>
-          <w:sz w:val="25"/>
-          <w:szCs w:val="25"/>
-        </w:rPr>
-        <w:t xml:space="preserve">Week 4: Sound systems and grammar (Harrison Ch. 4; </w:t>
-      </w:r>
-      <w:proofErr w:type="spellStart"/>
-      <w:r>
-        <w:rPr>
-          <w:b/>
-          <w:bCs/>
-          <w:color w:val="1F4E3D"/>
-          <w:sz w:val="25"/>
-          <w:szCs w:val="25"/>
-        </w:rPr>
-        <w:t>Lichtenberk</w:t>
-      </w:r>
-      <w:proofErr w:type="spellEnd"/>
-      <w:r>
-        <w:rPr>
-          <w:b/>
-          <w:bCs/>
-          <w:color w:val="1F4E3D"/>
-          <w:sz w:val="25"/>
-          <w:szCs w:val="25"/>
-        </w:rPr>
-        <w:t xml:space="preserve"> Ch. 5)</w:t>
+        <w:t xml:space="preserve">Week 4: Sound systems and grammar (Harrison Ch. 4; Lichtenberk Ch. 5)</w:t>
       </w:r>
     </w:p>
     <w:p>
@@ -1041,29 +965,7 @@
           <w:sz w:val="25"/>
           <w:szCs w:val="25"/>
         </w:rPr>
-        <w:t xml:space="preserve">Week 8: Pidgins and creoles; Hawaiian Pidgin (Meyerhoff Ch. 13; Sakoda &amp; Siegel Ch. 14; Jourdan &amp; Angeli 2014; </w:t>
-      </w:r>
-      <w:proofErr w:type="spellStart"/>
-      <w:r>
-        <w:rPr>
-          <w:b/>
-          <w:bCs/>
-          <w:color w:val="1F4E3D"/>
-          <w:sz w:val="25"/>
-          <w:szCs w:val="25"/>
-        </w:rPr>
-        <w:t>Tarihehe</w:t>
-      </w:r>
-      <w:proofErr w:type="spellEnd"/>
-      <w:r>
-        <w:rPr>
-          <w:b/>
-          <w:bCs/>
-          <w:color w:val="1F4E3D"/>
-          <w:sz w:val="25"/>
-          <w:szCs w:val="25"/>
-        </w:rPr>
-        <w:t xml:space="preserve"> &amp; Willans 2025)</w:t>
+        <w:t xml:space="preserve">Week 8: Pidgins and creoles; Hawaiian Pidgin (Meyerhoff Ch. 13; Sakoda &amp; Siegel Ch. 14; Jourdan &amp; Angeli 2014; Tarihehe &amp; Willans 2025)</w:t>
       </w:r>
     </w:p>
     <w:p>
@@ -1115,28 +1017,20 @@
         <w:spacing w:after="60"/>
       </w:pPr>
       <w:r>
-        <w:t xml:space="preserve">Bislama, Tok Pisin, </w:t>
-      </w:r>
-      <w:proofErr w:type="spellStart"/>
-      <w:r>
-        <w:t>Pijin</w:t>
-      </w:r>
-      <w:proofErr w:type="spellEnd"/>
-      <w:r>
-        <w:t>: sister languages; what children added</w:t>
-      </w:r>
-    </w:p>
-    <w:p>
-      <w:pPr>
-        <w:pStyle w:val="ListParagraph"/>
-        <w:numPr>
-          <w:ilvl w:val="0"/>
-          <w:numId w:val="2"/>
-        </w:numPr>
-        <w:spacing w:after="60"/>
-      </w:pPr>
-      <w:r>
-        <w:t>Four language ideologies in Honiara; the colonial hierarchy</w:t>
+        <w:t xml:space="preserve">Bislama, Tok Pisin, Pijin: sister languages; what children added</w:t>
+      </w:r>
+    </w:p>
+    <w:p>
+      <w:pPr>
+        <w:pStyle w:val="ListParagraph"/>
+        <w:numPr>
+          <w:ilvl w:val="0"/>
+          <w:numId w:val="2"/>
+        </w:numPr>
+        <w:spacing w:after="60"/>
+      </w:pPr>
+      <w:r>
+        <w:t>The colonial hierarchy of languages</w:t>
       </w:r>
     </w:p>
     <w:p>
@@ -1338,23 +1232,7 @@
                 <w:sz w:val="20"/>
                 <w:szCs w:val="20"/>
               </w:rPr>
-              <w:t xml:space="preserve">Why is </w:t>
-            </w:r>
-            <w:proofErr w:type="gramStart"/>
-            <w:r>
-              <w:rPr>
-                <w:sz w:val="20"/>
-                <w:szCs w:val="20"/>
-              </w:rPr>
-              <w:t>a shared innovation better evidence of a subgroup</w:t>
-            </w:r>
-            <w:proofErr w:type="gramEnd"/>
-            <w:r>
-              <w:rPr>
-                <w:sz w:val="20"/>
-                <w:szCs w:val="20"/>
-              </w:rPr>
-              <w:t xml:space="preserve"> than a shared old feature?</w:t>
+              <w:t xml:space="preserve">Why is a shared innovation better evidence of a subgroup than a shared old feature?</w:t>
             </w:r>
           </w:p>
         </w:tc>
@@ -1474,23 +1352,7 @@
                 <w:sz w:val="20"/>
                 <w:szCs w:val="20"/>
               </w:rPr>
-              <w:t>Samoan "ahi" is "</w:t>
-            </w:r>
-            <w:proofErr w:type="spellStart"/>
-            <w:r>
-              <w:rPr>
-                <w:sz w:val="20"/>
-                <w:szCs w:val="20"/>
-              </w:rPr>
-              <w:t>afi</w:t>
-            </w:r>
-            <w:proofErr w:type="spellEnd"/>
-            <w:r>
-              <w:rPr>
-                <w:sz w:val="20"/>
-                <w:szCs w:val="20"/>
-              </w:rPr>
-              <w:t>" while Hawaiian is "ahi." Explain what a regular sound correspondence is, using one example from class.</w:t>
+              <w:t>Samoan "ahi" is "afi" while Hawaiian is "ahi." Explain what a regular sound correspondence is, using one example from class.</w:t>
             </w:r>
           </w:p>
         </w:tc>
@@ -1550,23 +1412,7 @@
                 <w:sz w:val="20"/>
                 <w:szCs w:val="20"/>
               </w:rPr>
-              <w:t xml:space="preserve">Why does the Polynesian family tree </w:t>
-            </w:r>
-            <w:proofErr w:type="gramStart"/>
-            <w:r>
-              <w:rPr>
-                <w:sz w:val="20"/>
-                <w:szCs w:val="20"/>
-              </w:rPr>
-              <w:t>not match</w:t>
-            </w:r>
-            <w:proofErr w:type="gramEnd"/>
-            <w:r>
-              <w:rPr>
-                <w:sz w:val="20"/>
-                <w:szCs w:val="20"/>
-              </w:rPr>
-              <w:t xml:space="preserve"> a map of western vs. eastern Polynesia?</w:t>
+              <w:t xml:space="preserve">What is a Polynesian Outlier, and why does it matter for understanding how Polynesia was settled?</w:t>
             </w:r>
           </w:p>
         </w:tc>
@@ -1866,7 +1712,7 @@
                 <w:sz w:val="20"/>
                 <w:szCs w:val="20"/>
               </w:rPr>
-              <w:t>Name two of Jourdan &amp; Angeli's four language ideologies and describe each.</w:t>
+              <w:t>Describe two contrasting attitudes toward Pidgin in Hawaiʻi and give one reason for each.</w:t>
             </w:r>
           </w:p>
         </w:tc>
@@ -1926,7 +1772,7 @@
                 <w:sz w:val="20"/>
                 <w:szCs w:val="20"/>
               </w:rPr>
-              <w:t>Given a short timeline of plantation labor in Hawaiʻi, decide which stage (Pidgin Hawaiian, Pidgin English, creole) fits each date and explain why.</w:t>
+              <w:t>Given glossed Bislama examples, describe a pattern (such as a verb ending or repeated word) and say whether English does it and where Bislama might have gotten it.</w:t>
             </w:r>
           </w:p>
         </w:tc>
